--- a/Articles/05-push-sticks-blocks-featherboards/article.docx
+++ b/Articles/05-push-sticks-blocks-featherboards/article.docx
@@ -15,7 +15,7 @@
         <w:pStyle w:val="Subtitle"/>
       </w:pPr>
       <w:r>
-        <w:t xml:space="preserve">Three different tools protect against three different hazards — here's what each one actually does, when you need it, and a 5-minute DIY push stick to start with.</w:t>
+        <w:t xml:space="preserve">Three tools, three different hazards — here's what each one actually does, when you actually need it, and a 5-minute push stick you can make before buying anything.</w:t>
       </w:r>
     </w:p>
     <w:p>
@@ -70,7 +70,7 @@
     </w:p>
     <w:p>
       <w:r>
-        <w:t xml:space="preserve">Walk into most home shops and you'll find a push stick hanging on a nail, used maybe once a month, while the last two inches of every rip cut get pushed through with fingers closer to the blade than anyone would admit out loud. Part of the problem is that "push stick," "push block," and "featherboard" get used almost interchangeably, when they actually protect against three different things. Knowing which one solves which problem is what makes people actually reach for the right tool instead of skipping all three.</w:t>
+        <w:t xml:space="preserve">Walk into most home shops and you'll find a push stick hanging on a nail, used maybe once a month, while the last two inches of every rip cut get finished off with fingers closer to the blade than anyone would ever admit out loud. Here's part of the problem: "push stick," "push block," and "featherboard" get thrown around like they're interchangeable, and they're not. They protect against three completely different things. Know which one solves which problem, and you'll actually reach for the right tool. Stay fuzzy on it, and the honest outcome is people skip all three.</w:t>
       </w:r>
     </w:p>
     <w:p>
@@ -83,7 +83,7 @@
     </w:p>
     <w:p>
       <w:r>
-        <w:t xml:space="preserve">A push stick's job is narrow and specific — it keeps your hand out of the blade's path while finishing a rip cut, especially the last several inches where your hand would otherwise be passing directly over or beside the blade. It's a hand extension, not a clamping or pressure tool. The notch at the end hooks the trailing edge of the workpiece and pushes it forward and slightly down onto the table. A push stick does one thing well: distance. It does not control the workpiece against the fence, and it does very little to resist kickback — that's not its job.</w:t>
+        <w:t xml:space="preserve">A push stick's job is narrow, and it's supposed to be. It keeps your hand out of the blade's path while you finish a rip cut, especially that last several inches where your hand would otherwise be passing directly over or beside the blade. Think of it as a hand extension, not a clamp and not a pressure tool. The notch at the end hooks the trailing edge of the workpiece and pushes it forward and slightly down onto the table. That's it. A push stick does one thing well — distance — and it does that one thing on purpose. It won't hold the workpiece against the fence, and it does almost nothing against kickback. That's not a flaw. It was never meant to.</w:t>
       </w:r>
     </w:p>
     <w:p>
@@ -96,7 +96,7 @@
     </w:p>
     <w:p>
       <w:r>
-        <w:t xml:space="preserve">Push blocks pick up where push sticks fall short. A dedicated design like the </w:t>
+        <w:t xml:space="preserve">Push blocks pick up exactly where push sticks run out of road. A dedicated design like the </w:t>
       </w:r>
       <w:hyperlink r:id="rIdLink0">
         <w:r>
@@ -108,7 +108,7 @@
         </w:r>
       </w:hyperlink>
       <w:r>
-        <w:t xml:space="preserve"> combines downward and forward pressure with a wide footprint on the workpiece, instead of a single narrow contact point. That matters most on narrow rips — anything under about 2 inches wide — where a push stick's single hook point can let the offcut tip, bind, or get pulled sideways into the blade. A push block controls the piece the whole time it's passing the blade, not just at the last few inches, which is why it's the right call for ripping thin strips, resawing, or any stock where a kickback would launch a piece small enough to really move. Anyone doing regular narrow-rip work — trim strips, edge banding, thin slats — should own one outright rather than relying on shop-made push sticks alone.</w:t>
+        <w:t xml:space="preserve"> gives you downward and forward pressure together, across a wide footprint on the workpiece, instead of one narrow contact point. That difference matters most on narrow rips — call it anything under 2 inches — where a push stick's single hook point lets the offcut tip, bind, or get pulled sideways straight into the blade. A push block stays in control of the piece the whole time it's passing the blade, not just for the last few inches. That's why it's the right call for thin strips, resawing, or any stock small enough that a kickback would actually send it flying. If you're doing regular narrow-rip work — trim strips, edge banding, thin slats — buy one. Don't lean on shop-made push sticks alone for that job.</w:t>
       </w:r>
     </w:p>
     <w:p>
@@ -137,7 +137,7 @@
     </w:p>
     <w:p>
       <w:r>
-        <w:t xml:space="preserve">Featherboards solve a different problem: keeping the workpiece pinned against the fence or table so it can't wander, lift, or get pushed back at you. On a table saw, a featherboard clamped ahead of the blade holds stock tight to the fence through the cut, which prevents the workpiece from drifting into the blade and binding — one of the more common causes of kickback on rip cuts. On a router table it's arguably even more important, since router bits spin at 16,000–24,000 RPM and any lateral wander changes the cut depth instantly, and router tables don't have a riving knife to catch a pinched workpiece the way a table saw does. Featherboards don't replace a push stick or push block — they handle sideways pressure while you're still responsible for feeding the stock forward safely.</w:t>
+        <w:t xml:space="preserve">Featherboards are solving a different problem entirely — keeping the workpiece pinned against the fence or table so it can't wander, lift, or get pushed back at you. On a table saw, a featherboard clamped ahead of the blade holds stock tight to the fence through the whole cut, which stops the workpiece from drifting into the blade and binding — one of the more common ways a rip cut turns into kickback. On a router table, it matters even more. Router bits are spinning at 16,000–24,000 RPM, so any lateral wander changes your cut depth instantly, and a router table doesn't have a riving knife to bail you out if the workpiece gets pinched, unlike a table saw. What a featherboard won't do is replace a push stick or a push block. It handles sideways pressure. You're still on the hook for feeding the stock forward safely.</w:t>
       </w:r>
     </w:p>
     <w:p>
@@ -150,7 +150,7 @@
     </w:p>
     <w:p>
       <w:r>
-        <w:t xml:space="preserve">A push stick is close to mandatory any time your hand would otherwise pass within 6 inches of a spinning blade — on a table saw, that's essentially every rip cut. A push block moves from optional to necessary once you're ripping narrower than about 2 inches, or doing repeated narrow-rip work where a slip has real consequences. A featherboard is necessary any time the workpiece could drift off the fence — long rips, router table edge profiles, or any cut where you can't maintain constant hand pressure the entire way through. None of these are "nice to have" once the cut geometry calls for them; skipping the right one is how a routine cut turns into a kickback incident.</w:t>
+        <w:t xml:space="preserve">A push stick is close to mandatory any time your hand would otherwise pass within 6 inches of a spinning blade. On a table saw, that covers essentially every rip cut you'll ever make. A push block stops being optional and becomes necessary the moment you're ripping narrower than about 2 inches, or doing repeated narrow-rip work where one slip actually matters. A featherboard earns its spot any time the workpiece could drift off the fence — long rips, router table edge profiles, any cut where you can't keep constant hand pressure on it the whole way through. None of these are "nice to haves" once the geometry of the cut calls for them. Skip the right one, and a routine cut is how you end up with a kickback story.</w:t>
       </w:r>
     </w:p>
     <w:p>
@@ -163,7 +163,7 @@
     </w:p>
     <w:p>
       <w:r>
-        <w:t xml:space="preserve">Not all push sticks are equal, and a thin, flexible notch-cut stick — the free ones stapled to a blade box, or a quick scrap-wood cutout with a shallow notch — can create a worse habit than using nothing, because it gives a false sense of control. If the notch is too shallow, it slips off the workpiece under load right when you need it most. If the stick flexes, you lose the precision to keep steady pressure, and your hand ends up compensating by getting closer to the blade. A push stick needs a notch deep enough to positively hook the material (at least 3/4" deep) and enough rigidity that it doesn't bow under normal push pressure — 1/2" or 3/4" plywood works better than 1/4" hardboard for this reason.</w:t>
+        <w:t xml:space="preserve">Not all push sticks are equal, and here's the uncomfortable version of that: a thin, flexible notch-cut stick — the free one stapled to a blade box, or a quick scrap-wood cutout with a shallow notch — can leave you worse off than using nothing at all, because it hands you a false sense of control. If the notch is too shallow, it slips off the workpiece under load, right when you need it most. If the stick flexes, you lose the precision to hold steady pressure, and your hand quietly compensates by drifting closer to the blade. A real push stick needs a notch deep enough to actually hook the material — at least 3/4" deep — and enough rigidity that it doesn't bow under normal push pressure. That's why 1/2" or 3/4" plywood beats 1/4" hardboard here, no contest.</w:t>
       </w:r>
     </w:p>
     <w:p>
@@ -176,7 +176,7 @@
     </w:p>
     <w:p>
       <w:r>
-        <w:t xml:space="preserve">Before buying anything, cut one from a scrap of 1/2" or 3/4" plywood: a piece roughly 14–16 inches long and 4–5 inches wide at the handle end, tapering to about 1 inch at the working end. Cut a notch at the working end about 3/4" deep, angled slightly downward, sized to hook the back edge of typical 3/4"-thick stock. Round over the handle edge for grip, and add a hand-hold slot if you want extra security. This isn't a replacement for a dedicated push block on narrow-rip work, but it's a legitimate, safe tool for general ripping, and it costs a scrap of plywood and five minutes at the bandsaw or jigsaw.</w:t>
+        <w:t xml:space="preserve">Before you buy anything, make one. Grab a scrap of 1/2" or 3/4" plywood, roughly 14–16 inches long and 4–5 inches wide at the handle end, tapering down to about 1 inch at the working end. Cut a notch at the working end about 3/4" deep, angled slightly downward, sized to hook the back edge of typical 3/4"-thick stock. Round the handle edge over for grip, and throw in a hand-hold slot if you want the extra security. This won't replace a dedicated push block for narrow-rip work — nothing about that changes — but it's a legitimate, safe tool for general ripping, and the total cost is a scrap of plywood and five minutes at the bandsaw or jigsaw.</w:t>
       </w:r>
     </w:p>
     <w:p>
@@ -197,7 +197,7 @@
     </w:p>
     <w:p>
       <w:r>
-        <w:t xml:space="preserve">None of these three tools are optional extras — they're the difference between a rip cut you control and one that controls you. If your shop is missing a dedicated push block or a few featherboards, it's worth browsing </w:t>
+        <w:t xml:space="preserve">None of these three are optional extras. They're the difference between a rip cut you're in control of and one that's in control of you. If your shop is short a dedicated push block or a few featherboards, it's worth a few minutes browsing </w:t>
       </w:r>
       <w:hyperlink r:id="rIdLink1">
         <w:r>
@@ -209,7 +209,7 @@
         </w:r>
       </w:hyperlink>
       <w:r>
-        <w:t xml:space="preserve"> to compare the real options before your next project puts your hands closer to the blade than you'd like.</w:t>
+        <w:t xml:space="preserve"> to compare the real options — before your next project puts your hands closer to that blade than you'd like.</w:t>
       </w:r>
     </w:p>
     <w:sectPr>

--- a/Articles/05-push-sticks-blocks-featherboards/article.docx
+++ b/Articles/05-push-sticks-blocks-featherboards/article.docx
@@ -69,6 +69,19 @@
       </w:r>
     </w:p>
     <w:p>
+      <w:pPr>
+        <w:spacing w:after="200"/>
+      </w:pPr>
+      <w:r>
+        <w:rPr>
+          <w:sz w:val="16"/>
+          <w:color w:val="94A3B8"/>
+          <w:caps/>
+        </w:rPr>
+        <w:t xml:space="preserve">Kerph Garage Tips · kerphplans.com</w:t>
+      </w:r>
+    </w:p>
+    <w:p>
       <w:r>
         <w:t xml:space="preserve">Walk into most home shops and you'll find a push stick hanging on a nail, used maybe once a month, while the last two inches of every rip cut get finished off with fingers closer to the blade than anyone would ever admit out loud. Here's part of the problem: "push stick," "push block," and "featherboard" get thrown around like they're interchangeable, and they're not. They protect against three completely different things. Know which one solves which problem, and you'll actually reach for the right tool. Stay fuzzy on it, and the honest outcome is people skip all three.</w:t>
       </w:r>
@@ -197,7 +210,7 @@
     </w:p>
     <w:p>
       <w:r>
-        <w:t xml:space="preserve">None of these three are optional extras. They're the difference between a rip cut you're in control of and one that's in control of you. If your shop is short a dedicated push block or a few featherboards, it's worth a few minutes browsing </w:t>
+        <w:t xml:space="preserve">None of these three are optional extras. They're the difference between a rip cut you're in control of and one that's in control of you. A dedicated push block and a set of </w:t>
       </w:r>
       <w:hyperlink r:id="rIdLink1">
         <w:r>
@@ -205,11 +218,23 @@
             <w:color w:val="1E3A8A"/>
             <w:u w:val="single"/>
           </w:rPr>
-          <w:t xml:space="preserve">Kerph's tool catalog</w:t>
+          <w:t xml:space="preserve">featherboards</w:t>
         </w:r>
       </w:hyperlink>
       <w:r>
-        <w:t xml:space="preserve"> to compare the real options — before your next project puts your hands closer to that blade than you'd like.</w:t>
+        <w:t xml:space="preserve"> are cheap enough that there's no good reason to keep skipping them — and once they're in the shop, </w:t>
+      </w:r>
+      <w:hyperlink r:id="rIdLink2">
+        <w:r>
+          <w:rPr>
+            <w:color w:val="1E3A8A"/>
+            <w:u w:val="single"/>
+          </w:rPr>
+          <w:t xml:space="preserve">Kerph's tool maintenance tracker</w:t>
+        </w:r>
+      </w:hyperlink>
+      <w:r>
+        <w:t xml:space="preserve"> is a fine place to make sure they don't quietly wander off to the bottom of a drawer, the way safety gear always seems to.</w:t>
       </w:r>
     </w:p>
     <w:sectPr>

--- a/Articles/05-push-sticks-blocks-featherboards/article.docx
+++ b/Articles/05-push-sticks-blocks-featherboards/article.docx
@@ -69,19 +69,6 @@
       </w:r>
     </w:p>
     <w:p>
-      <w:pPr>
-        <w:spacing w:after="200"/>
-      </w:pPr>
-      <w:r>
-        <w:rPr>
-          <w:sz w:val="16"/>
-          <w:color w:val="94A3B8"/>
-          <w:caps/>
-        </w:rPr>
-        <w:t xml:space="preserve">Kerph Garage Tips · kerphplans.com</w:t>
-      </w:r>
-    </w:p>
-    <w:p>
       <w:r>
         <w:t xml:space="preserve">Walk into most home shops and you'll find a push stick hanging on a nail, used maybe once a month, while the last two inches of every rip cut get finished off with fingers closer to the blade than anyone would ever admit out loud. Here's part of the problem: "push stick," "push block," and "featherboard" get thrown around like they're interchangeable, and they're not. They protect against three completely different things. Know which one solves which problem, and you'll actually reach for the right tool. Stay fuzzy on it, and the honest outcome is people skip all three.</w:t>
       </w:r>
